--- a/4-质量管理/运行记录类文件/TJTY-ITSS-0410-2025年度内审检查表.docx
+++ b/4-质量管理/运行记录类文件/TJTY-ITSS-0410-2025年度内审检查表.docx
@@ -24,6 +24,8 @@
           <w:lang w:val="en-US" w:eastAsia="zh-CN"/>
         </w:rPr>
       </w:pPr>
+      <w:bookmarkStart w:id="1" w:name="_GoBack"/>
+      <w:bookmarkEnd w:id="1"/>
       <w:bookmarkStart w:id="0" w:name="_Toc3156"/>
       <w:r>
         <w:rPr>
@@ -496,7 +498,7 @@
                 <w:rFonts w:hint="eastAsia"/>
                 <w:lang w:val="en-US" w:eastAsia="zh-CN"/>
               </w:rPr>
-              <w:t>2025.12.10</w:t>
+              <w:t>2025.12.16</w:t>
             </w:r>
           </w:p>
         </w:tc>
@@ -701,7 +703,7 @@
                 <w:rFonts w:hint="eastAsia"/>
                 <w:lang w:val="en-US" w:eastAsia="zh-CN"/>
               </w:rPr>
-              <w:t>2025.12.10</w:t>
+              <w:t>2025.12.16</w:t>
             </w:r>
           </w:p>
         </w:tc>
@@ -906,7 +908,7 @@
                 <w:rFonts w:hint="eastAsia"/>
                 <w:lang w:val="en-US" w:eastAsia="zh-CN"/>
               </w:rPr>
-              <w:t>2025.12.10</w:t>
+              <w:t>2025.12.16</w:t>
             </w:r>
           </w:p>
         </w:tc>
@@ -1111,7 +1113,7 @@
                 <w:rFonts w:hint="eastAsia"/>
                 <w:lang w:val="en-US" w:eastAsia="zh-CN"/>
               </w:rPr>
-              <w:t>2025.12.10</w:t>
+              <w:t>2025.12.16</w:t>
             </w:r>
           </w:p>
         </w:tc>
@@ -1791,7 +1793,7 @@
                 <w:vertAlign w:val="baseline"/>
                 <w:lang w:val="en-US" w:eastAsia="zh-CN"/>
               </w:rPr>
-              <w:t>2025.12.10</w:t>
+              <w:t>2025.12.16</w:t>
             </w:r>
           </w:p>
         </w:tc>
@@ -12817,6 +12819,12 @@
             <w:insideH w:val="single" w:color="000000" w:sz="8" w:space="0"/>
             <w:insideV w:val="single" w:color="000000" w:sz="8" w:space="0"/>
           </w:tblBorders>
+          <w:tblCellMar>
+            <w:top w:w="0" w:type="dxa"/>
+            <w:left w:w="0" w:type="dxa"/>
+            <w:bottom w:w="0" w:type="dxa"/>
+            <w:right w:w="0" w:type="dxa"/>
+          </w:tblCellMar>
         </w:tblPrEx>
         <w:trPr>
           <w:trHeight w:val="2540" w:hRule="atLeast"/>
@@ -19789,16 +19797,7 @@
           <w:rFonts w:hint="eastAsia"/>
           <w:lang w:val="en-US" w:eastAsia="zh-CN"/>
         </w:rPr>
-        <w:t>2025年12</w:t>
-      </w:r>
-      <w:bookmarkStart w:id="1" w:name="_GoBack"/>
-      <w:bookmarkEnd w:id="1"/>
-      <w:r>
-        <w:rPr>
-          <w:rFonts w:hint="eastAsia"/>
-          <w:lang w:val="en-US" w:eastAsia="zh-CN"/>
-        </w:rPr>
-        <w:t>月16日</w:t>
+        <w:t>2025年12月16日</w:t>
       </w:r>
     </w:p>
     <w:tbl>
@@ -22851,12 +22850,6 @@
             <w:insideH w:val="single" w:color="000000" w:sz="8" w:space="0"/>
             <w:insideV w:val="single" w:color="000000" w:sz="8" w:space="0"/>
           </w:tblBorders>
-          <w:tblCellMar>
-            <w:top w:w="0" w:type="dxa"/>
-            <w:left w:w="0" w:type="dxa"/>
-            <w:bottom w:w="0" w:type="dxa"/>
-            <w:right w:w="0" w:type="dxa"/>
-          </w:tblCellMar>
         </w:tblPrEx>
         <w:trPr>
           <w:trHeight w:val="3121" w:hRule="atLeast"/>
@@ -31863,12 +31856,6 @@
             <w:insideH w:val="single" w:color="000000" w:sz="8" w:space="0"/>
             <w:insideV w:val="single" w:color="000000" w:sz="8" w:space="0"/>
           </w:tblBorders>
-          <w:tblCellMar>
-            <w:top w:w="0" w:type="dxa"/>
-            <w:left w:w="0" w:type="dxa"/>
-            <w:bottom w:w="0" w:type="dxa"/>
-            <w:right w:w="0" w:type="dxa"/>
-          </w:tblCellMar>
         </w:tblPrEx>
         <w:trPr>
           <w:trHeight w:val="3016" w:hRule="atLeast"/>
@@ -35540,6 +35527,12 @@
             <w:insideH w:val="single" w:color="000000" w:sz="8" w:space="0"/>
             <w:insideV w:val="single" w:color="000000" w:sz="8" w:space="0"/>
           </w:tblBorders>
+          <w:tblCellMar>
+            <w:top w:w="0" w:type="dxa"/>
+            <w:left w:w="0" w:type="dxa"/>
+            <w:bottom w:w="0" w:type="dxa"/>
+            <w:right w:w="0" w:type="dxa"/>
+          </w:tblCellMar>
         </w:tblPrEx>
         <w:trPr>
           <w:trHeight w:val="2119" w:hRule="atLeast"/>
@@ -36581,27 +36574,6 @@
         <w:lang w:eastAsia="zh-CN"/>
       </w:rPr>
     </w:pPr>
-    <w:r>
-      <w:rPr>
-        <w:rFonts w:hint="eastAsia" w:eastAsiaTheme="minorEastAsia"/>
-        <w:lang w:val="en-US" w:eastAsia="zh-CN"/>
-      </w:rPr>
-      <w:tab/>
-    </w:r>
-    <w:r>
-      <w:rPr>
-        <w:rFonts w:hint="eastAsia" w:eastAsiaTheme="minorEastAsia"/>
-        <w:lang w:val="en-US" w:eastAsia="zh-CN"/>
-      </w:rPr>
-      <w:tab/>
-    </w:r>
-    <w:r>
-      <w:rPr>
-        <w:rFonts w:hint="eastAsia" w:eastAsiaTheme="minorEastAsia"/>
-        <w:lang w:val="en-US" w:eastAsia="zh-CN"/>
-      </w:rPr>
-      <w:t>北京新都远景网络技术有限公司</w:t>
-    </w:r>
   </w:p>
 </w:hdr>
 </file>
